--- a/docs/客户培训手册/企业知识智能平台部署手册（客户培训版）.docx
+++ b/docs/客户培训手册/企业知识智能平台部署手册（客户培训版）.docx
@@ -217,18 +217,8 @@
             <w:vAlign w:val="center"/>
           </w:tcPr>
           <w:p>
-            <w:pPr>
-              <w:spacing w:after="0"/>
-              <w:rPr>
-                <w:rFonts w:hint="eastAsia"/>
-              </w:rPr>
-            </w:pPr>
-            <w:r>
-              <w:rPr>
-                <w:color w:val="000000"/>
-                <w:sz w:val="19"/>
-              </w:rPr>
-              <w:t>V1.1</w:t>
+            <w:r>
+              <w:t>V1.2</w:t>
             </w:r>
           </w:p>
         </w:tc>
@@ -335,53 +325,8 @@
             <w:vAlign w:val="center"/>
           </w:tcPr>
           <w:p>
-            <w:pPr>
-              <w:spacing w:after="0"/>
-              <w:rPr>
-                <w:rFonts w:hint="eastAsia"/>
-              </w:rPr>
-            </w:pPr>
-            <w:r>
-              <w:rPr>
-                <w:color w:val="000000"/>
-                <w:sz w:val="19"/>
-              </w:rPr>
-              <w:t xml:space="preserve">2026 </w:t>
-            </w:r>
-            <w:r>
-              <w:rPr>
-                <w:color w:val="000000"/>
-                <w:sz w:val="19"/>
-              </w:rPr>
-              <w:t>年</w:t>
-            </w:r>
-            <w:r>
-              <w:rPr>
-                <w:color w:val="000000"/>
-                <w:sz w:val="19"/>
-              </w:rPr>
-              <w:t xml:space="preserve"> 8 </w:t>
-            </w:r>
-            <w:r>
-              <w:rPr>
-                <w:color w:val="000000"/>
-                <w:sz w:val="19"/>
-              </w:rPr>
-              <w:t>月</w:t>
-            </w:r>
-            <w:r>
-              <w:rPr>
-                <w:color w:val="000000"/>
-                <w:sz w:val="19"/>
-              </w:rPr>
-              <w:t xml:space="preserve"> 24 </w:t>
-            </w:r>
-            <w:r>
-              <w:rPr>
-                <w:color w:val="000000"/>
-                <w:sz w:val="19"/>
-              </w:rPr>
-              <w:t>日</w:t>
+            <w:r>
+              <w:t>2026 年 9 月 1 日</w:t>
             </w:r>
           </w:p>
         </w:tc>
@@ -8950,6 +8895,54 @@
     </w:p>
     <w:p>
       <w:pPr>
+        <w:spacing w:after="80" w:line="300" w:lineRule="auto"/>
+        <w:ind w:left="540" w:hanging="271"/>
+      </w:pPr>
+      <w:r>
+        <w:rPr>
+          <w:rFonts w:ascii="Microsoft YaHei" w:hAnsi="Microsoft YaHei" w:eastAsia="Microsoft YaHei"/>
+          <w:b/>
+          <w:color w:val="17365D"/>
+          <w:sz w:val="21"/>
+        </w:rPr>
+        <w:t xml:space="preserve">•  </w:t>
+      </w:r>
+      <w:r>
+        <w:rPr>
+          <w:rFonts w:ascii="Microsoft YaHei" w:hAnsi="Microsoft YaHei" w:eastAsia="Microsoft YaHei"/>
+          <w:b w:val="0"/>
+          <w:color w:val="000000"/>
+          <w:sz w:val="21"/>
+        </w:rPr>
+        <w:t>如启用文件夹能力，创建一级和二级文件夹并确认禁止第三级；创建公共子文件夹，并确认“公共知识”固定容器不能直接承载文档。</w:t>
+      </w:r>
+    </w:p>
+    <w:p>
+      <w:pPr>
+        <w:spacing w:after="80" w:line="300" w:lineRule="auto"/>
+        <w:ind w:left="540" w:hanging="271"/>
+      </w:pPr>
+      <w:r>
+        <w:rPr>
+          <w:rFonts w:ascii="Microsoft YaHei" w:hAnsi="Microsoft YaHei" w:eastAsia="Microsoft YaHei"/>
+          <w:b/>
+          <w:color w:val="17365D"/>
+          <w:sz w:val="21"/>
+        </w:rPr>
+        <w:t xml:space="preserve">•  </w:t>
+      </w:r>
+      <w:r>
+        <w:rPr>
+          <w:rFonts w:ascii="Microsoft YaHei" w:hAnsi="Microsoft YaHei" w:eastAsia="Microsoft YaHei"/>
+          <w:b w:val="0"/>
+          <w:color w:val="000000"/>
+          <w:sz w:val="21"/>
+        </w:rPr>
+        <w:t>如启用知识版本治理，提交一份投稿，确认待审批版本不进入检索；审批通过后完成解析/索引，并确认回答只引用当前已发布版本。</w:t>
+      </w:r>
+    </w:p>
+    <w:p>
+      <w:pPr>
         <w:spacing w:after="80"/>
         <w:ind w:left="540" w:hanging="271"/>
         <w:rPr>
@@ -11188,6 +11181,30 @@
     </w:p>
     <w:p>
       <w:pPr>
+        <w:spacing w:after="80" w:line="300" w:lineRule="auto"/>
+        <w:ind w:left="540" w:hanging="271"/>
+      </w:pPr>
+      <w:r>
+        <w:rPr>
+          <w:rFonts w:ascii="Microsoft YaHei" w:hAnsi="Microsoft YaHei" w:eastAsia="Microsoft YaHei"/>
+          <w:b/>
+          <w:color w:val="17365D"/>
+          <w:sz w:val="21"/>
+        </w:rPr>
+        <w:t xml:space="preserve">•  </w:t>
+      </w:r>
+      <w:r>
+        <w:rPr>
+          <w:rFonts w:ascii="Microsoft YaHei" w:hAnsi="Microsoft YaHei" w:eastAsia="Microsoft YaHei"/>
+          <w:b w:val="0"/>
+          <w:color w:val="000000"/>
+          <w:sz w:val="21"/>
+        </w:rPr>
+        <w:t>同时核对文件夹父子关系、文件夹搜索开关和当前发布版本指针，避免恢复后出现目录孤儿或旧版本重新进入召回。</w:t>
+      </w:r>
+    </w:p>
+    <w:p>
+      <w:pPr>
         <w:spacing w:after="80"/>
         <w:ind w:left="540" w:hanging="271"/>
         <w:rPr>
@@ -12296,6 +12313,90 @@
           </w:p>
         </w:tc>
       </w:tr>
+      <w:tr>
+        <w:tc>
+          <w:tcPr>
+            <w:tcW w:type="dxa" w:w="2600"/>
+            <w:vAlign w:val="center"/>
+          </w:tcPr>
+          <w:p>
+            <w:pPr>
+              <w:spacing w:after="0"/>
+            </w:pPr>
+            <w:r>
+              <w:rPr>
+                <w:rFonts w:ascii="Microsoft YaHei" w:hAnsi="Microsoft YaHei" w:eastAsia="Microsoft YaHei"/>
+                <w:b w:val="0"/>
+                <w:color w:val="000000"/>
+                <w:sz w:val="19"/>
+              </w:rPr>
+              <w:t>文件夹内容检索范围异常</w:t>
+            </w:r>
+          </w:p>
+        </w:tc>
+        <w:tc>
+          <w:tcPr>
+            <w:tcW w:type="dxa" w:w="6760"/>
+            <w:vAlign w:val="center"/>
+          </w:tcPr>
+          <w:p>
+            <w:pPr>
+              <w:spacing w:after="0"/>
+            </w:pPr>
+            <w:r>
+              <w:rPr>
+                <w:rFonts w:ascii="Microsoft YaHei" w:hAnsi="Microsoft YaHei" w:eastAsia="Microsoft YaHei"/>
+                <w:b w:val="0"/>
+                <w:color w:val="000000"/>
+                <w:sz w:val="19"/>
+              </w:rPr>
+              <w:t>核对父子文件夹归属、搜索开关及请求是否启用受控文件夹过滤；再用固定问题集复测</w:t>
+            </w:r>
+          </w:p>
+        </w:tc>
+      </w:tr>
+      <w:tr>
+        <w:tc>
+          <w:tcPr>
+            <w:tcW w:type="dxa" w:w="2600"/>
+            <w:vAlign w:val="center"/>
+          </w:tcPr>
+          <w:p>
+            <w:pPr>
+              <w:spacing w:after="0"/>
+            </w:pPr>
+            <w:r>
+              <w:rPr>
+                <w:rFonts w:ascii="Microsoft YaHei" w:hAnsi="Microsoft YaHei" w:eastAsia="Microsoft YaHei"/>
+                <w:b w:val="0"/>
+                <w:color w:val="000000"/>
+                <w:sz w:val="19"/>
+              </w:rPr>
+              <w:t>投稿文件未进入回答</w:t>
+            </w:r>
+          </w:p>
+        </w:tc>
+        <w:tc>
+          <w:tcPr>
+            <w:tcW w:type="dxa" w:w="6760"/>
+            <w:vAlign w:val="center"/>
+          </w:tcPr>
+          <w:p>
+            <w:pPr>
+              <w:spacing w:after="0"/>
+            </w:pPr>
+            <w:r>
+              <w:rPr>
+                <w:rFonts w:ascii="Microsoft YaHei" w:hAnsi="Microsoft YaHei" w:eastAsia="Microsoft YaHei"/>
+                <w:b w:val="0"/>
+                <w:color w:val="000000"/>
+                <w:sz w:val="19"/>
+              </w:rPr>
+              <w:t>核对知识版本治理开关、投稿状态、审核结果和当前发布版本；审批通过后再检查解析与索引任务</w:t>
+            </w:r>
+          </w:p>
+        </w:tc>
+      </w:tr>
     </w:tbl>
     <w:p>
       <w:pPr>
@@ -12538,6 +12639,54 @@
           <w:color w:val="000000"/>
         </w:rPr>
         <w:t>监控告警、日志保留、应急联系人及升级回滚责任人已登记。</w:t>
+      </w:r>
+    </w:p>
+    <w:p>
+      <w:pPr>
+        <w:spacing w:after="80" w:line="300" w:lineRule="auto"/>
+        <w:ind w:left="540" w:hanging="271"/>
+      </w:pPr>
+      <w:r>
+        <w:rPr>
+          <w:rFonts w:ascii="Microsoft YaHei" w:hAnsi="Microsoft YaHei" w:eastAsia="Microsoft YaHei"/>
+          <w:b/>
+          <w:color w:val="17365D"/>
+          <w:sz w:val="21"/>
+        </w:rPr>
+        <w:t xml:space="preserve">•  </w:t>
+      </w:r>
+      <w:r>
+        <w:rPr>
+          <w:rFonts w:ascii="Microsoft YaHei" w:hAnsi="Microsoft YaHei" w:eastAsia="Microsoft YaHei"/>
+          <w:b w:val="0"/>
+          <w:color w:val="000000"/>
+          <w:sz w:val="21"/>
+        </w:rPr>
+        <w:t>升级后的数据库迁移已完成；既有普通文件夹保持根级，二级关系、公共子文件夹和文档归属无孤儿记录。</w:t>
+      </w:r>
+    </w:p>
+    <w:p>
+      <w:pPr>
+        <w:spacing w:after="80" w:line="300" w:lineRule="auto"/>
+        <w:ind w:left="540" w:hanging="271"/>
+      </w:pPr>
+      <w:r>
+        <w:rPr>
+          <w:rFonts w:ascii="Microsoft YaHei" w:hAnsi="Microsoft YaHei" w:eastAsia="Microsoft YaHei"/>
+          <w:b/>
+          <w:color w:val="17365D"/>
+          <w:sz w:val="21"/>
+        </w:rPr>
+        <w:t xml:space="preserve">•  </w:t>
+      </w:r>
+      <w:r>
+        <w:rPr>
+          <w:rFonts w:ascii="Microsoft YaHei" w:hAnsi="Microsoft YaHei" w:eastAsia="Microsoft YaHei"/>
+          <w:b w:val="0"/>
+          <w:color w:val="000000"/>
+          <w:sz w:val="21"/>
+        </w:rPr>
+        <w:t>如启用版本治理，已验收投稿、撤销、通过、驳回，以及当前发布版本的检索隔离。</w:t>
       </w:r>
     </w:p>
     <w:sectPr>
@@ -12605,7 +12754,7 @@
         <w:color w:val="666666"/>
         <w:sz w:val="16"/>
       </w:rPr>
-      <w:t xml:space="preserve">  ·  2026-08-24</w:t>
+      <w:t xml:space="preserve">  ·  2026-09-01</w:t>
     </w:r>
   </w:p>
 </w:ftr>

--- a/docs/客户培训手册/企业知识智能平台部署手册（客户培训版）.docx
+++ b/docs/客户培训手册/企业知识智能平台部署手册（客户培训版）.docx
@@ -218,7 +218,7 @@
           </w:tcPr>
           <w:p>
             <w:r>
-              <w:t>V1.2</w:t>
+              <w:t>V1.3</w:t>
             </w:r>
           </w:p>
         </w:tc>
@@ -326,7 +326,7 @@
           </w:tcPr>
           <w:p>
             <w:r>
-              <w:t>2026 年 9 月 1 日</w:t>
+              <w:t>2026 年 9 月 7 日</w:t>
             </w:r>
           </w:p>
         </w:tc>
@@ -7405,6 +7405,16 @@
     </w:p>
     <w:p>
       <w:pPr>
+        <w:rPr>
+          <w:rFonts w:hint="eastAsia"/>
+        </w:rPr>
+      </w:pPr>
+      <w:r>
+        <w:t>•  使用 Elasticsearch 关键词检索时，ELASTICSEARCH_VERSION 必须与 analysis-ik 插件版本完全一致。Compose 默认构建带 IK 的专用镜像；调整版本后应重新构建 Elasticsearch，并用中文短语完成关键词检索验收。</w:t>
+      </w:r>
+    </w:p>
+    <w:p>
+      <w:pPr>
         <w:pStyle w:val="21"/>
       </w:pPr>
       <w:bookmarkStart w:id="7" w:name="_Toc238473193"/>
@@ -8371,6 +8381,16 @@
         <w:t>构建并启动：</w:t>
       </w:r>
     </w:p>
+    <w:p>
+      <w:pPr>
+        <w:rPr>
+          <w:rFonts w:hint="eastAsia"/>
+        </w:rPr>
+      </w:pPr>
+      <w:r>
+        <w:t>升级或首次部署当前版本时，应把 elasticsearch 纳入构建或镜像导入范围，避免启动到未安装 IK 插件的通用镜像。</w:t>
+      </w:r>
+    </w:p>
     <w:tbl>
       <w:tblPr>
         <w:tblW w:w="9360" w:type="dxa"/>
@@ -8406,7 +8426,7 @@
                 <w:color w:val="1F2937"/>
                 <w:sz w:val="17"/>
               </w:rPr>
-              <w:t>docker compose build --pull app frontend docreader sandbox</w:t>
+              <w:t>docker compose build --pull app frontend docreader sandbox elasticsearch</w:t>
             </w:r>
             <w:r>
               <w:br/>
@@ -11327,7 +11347,7 @@
                 <w:color w:val="1F2937"/>
                 <w:sz w:val="17"/>
               </w:rPr>
-              <w:t>docker compose build --pull app frontend docreader sandbox</w:t>
+              <w:t>docker compose build --pull app frontend docreader sandbox elasticsearch</w:t>
             </w:r>
             <w:r>
               <w:br/>
@@ -11375,6 +11395,26 @@
           <w:color w:val="000000"/>
         </w:rPr>
         <w:t>节验收，尤其是上传、解析、检索和问答闭环。</w:t>
+      </w:r>
+    </w:p>
+    <w:p>
+      <w:pPr>
+        <w:rPr>
+          <w:rFonts w:hint="eastAsia"/>
+        </w:rPr>
+      </w:pPr>
+      <w:r>
+        <w:t>•  既有 Elasticsearch 数据升级后，按交付包提供的迁移工具重建或迁移关键词索引，并验证中文分词、关键词召回和混合检索结果。</w:t>
+      </w:r>
+    </w:p>
+    <w:p>
+      <w:pPr>
+        <w:rPr>
+          <w:rFonts w:hint="eastAsia"/>
+        </w:rPr>
+      </w:pPr>
+      <w:r>
+        <w:t>•  既有 CSV、Excel 等表格知识升级后，按交付方案补齐表结构元数据；抽样验证统计、筛选、聚合及引用来源，不能只验证普通文本问答。</w:t>
       </w:r>
     </w:p>
     <w:p>
@@ -12754,7 +12794,7 @@
         <w:color w:val="666666"/>
         <w:sz w:val="16"/>
       </w:rPr>
-      <w:t xml:space="preserve">  ·  2026-09-01</w:t>
+      <w:t xml:space="preserve">  ·  2026-09-07</w:t>
     </w:r>
   </w:p>
 </w:ftr>
